--- a/CoverPage.docx
+++ b/CoverPage.docx
@@ -35,7 +35,7 @@
               <w:lang w:bidi="ar-SA"/>
             </w:rPr>
             <w:drawing>
-              <wp:anchor distT="0" distB="0" distL="114300" distR="114300" simplePos="0" relativeHeight="251657728" behindDoc="0" locked="0" layoutInCell="1" allowOverlap="1" wp14:anchorId="40A2B390" wp14:editId="0BF8C46A">
+              <wp:anchor distT="0" distB="0" distL="114300" distR="114300" simplePos="0" relativeHeight="251657728" behindDoc="0" locked="0" layoutInCell="1" allowOverlap="1" wp14:anchorId="40A2B390" wp14:editId="2CC3AF12">
                 <wp:simplePos x="0" y="0"/>
                 <wp:positionH relativeFrom="margin">
                   <wp:align>center</wp:align>
@@ -130,7 +130,25 @@
               <w:i/>
               <w:szCs w:val="24"/>
             </w:rPr>
-            <w:t>(Affiliated to Pokhara University)</w:t>
+            <w:t xml:space="preserve">(Affiliated </w:t>
+          </w:r>
+          <w:proofErr w:type="gramStart"/>
+          <w:r>
+            <w:rPr>
+              <w:rFonts w:cs="Times New Roman"/>
+              <w:i/>
+              <w:szCs w:val="24"/>
+            </w:rPr>
+            <w:t>to</w:t>
+          </w:r>
+          <w:proofErr w:type="gramEnd"/>
+          <w:r>
+            <w:rPr>
+              <w:rFonts w:cs="Times New Roman"/>
+              <w:i/>
+              <w:szCs w:val="24"/>
+            </w:rPr>
+            <w:t xml:space="preserve"> Pokhara University)</w:t>
           </w:r>
         </w:p>
         <w:p>
@@ -234,7 +252,14 @@
               <w:rFonts w:cs="Times New Roman"/>
               <w:szCs w:val="24"/>
             </w:rPr>
-            <w:t>Project Proposal</w:t>
+            <w:t xml:space="preserve">Project </w:t>
+          </w:r>
+          <w:r>
+            <w:rPr>
+              <w:rFonts w:cs="Times New Roman"/>
+              <w:szCs w:val="24"/>
+            </w:rPr>
+            <w:t>Report</w:t>
           </w:r>
         </w:p>
         <w:p>
@@ -272,16 +297,7 @@
               <w:sz w:val="28"/>
               <w:szCs w:val="24"/>
             </w:rPr>
-            <w:t>“Farmo</w:t>
-          </w:r>
-          <w:r>
-            <w:rPr>
-              <w:rFonts w:cs="Times New Roman"/>
-              <w:b/>
-              <w:sz w:val="28"/>
-              <w:szCs w:val="24"/>
-            </w:rPr>
-            <w:t>”</w:t>
+            <w:t>FARMO</w:t>
           </w:r>
         </w:p>
         <w:p>
@@ -307,18 +323,15 @@
               <w:rFonts w:cs="Times New Roman"/>
               <w:szCs w:val="24"/>
             </w:rPr>
-            <w:t xml:space="preserve">For the partial fulfillment of requirements for the degree of </w:t>
+            <w:t>For the partial fulfillment of requirements for the degree of</w:t>
           </w:r>
-        </w:p>
-        <w:p>
-          <w:pPr>
-            <w:spacing w:after="0" w:line="360" w:lineRule="auto"/>
-            <w:jc w:val="center"/>
-            <w:rPr>
-              <w:rFonts w:cs="Times New Roman"/>
-              <w:szCs w:val="24"/>
-            </w:rPr>
-          </w:pPr>
+          <w:r>
+            <w:rPr>
+              <w:rFonts w:cs="Times New Roman"/>
+              <w:szCs w:val="24"/>
+            </w:rPr>
+            <w:t xml:space="preserve"> </w:t>
+          </w:r>
           <w:r>
             <w:rPr>
               <w:rFonts w:cs="Times New Roman"/>
@@ -482,23 +495,7 @@
               <w:rFonts w:cs="Times New Roman"/>
               <w:szCs w:val="24"/>
             </w:rPr>
-            <w:t xml:space="preserve">Rabin </w:t>
-          </w:r>
-          <w:proofErr w:type="spellStart"/>
-          <w:r>
-            <w:rPr>
-              <w:rFonts w:cs="Times New Roman"/>
-              <w:szCs w:val="24"/>
-            </w:rPr>
-            <w:t>Dangaura</w:t>
-          </w:r>
-          <w:proofErr w:type="spellEnd"/>
-          <w:r>
-            <w:rPr>
-              <w:rFonts w:cs="Times New Roman"/>
-              <w:szCs w:val="24"/>
-            </w:rPr>
-            <w:t xml:space="preserve"> (21075077</w:t>
+            <w:t>Rabin Dangaura (21075077</w:t>
           </w:r>
           <w:r>
             <w:rPr>
@@ -686,25 +683,23 @@
               <w:color w:val="000000" w:themeColor="text1"/>
               <w:szCs w:val="24"/>
             </w:rPr>
-            <w:t>Nov,</w:t>
-          </w:r>
-          <w:r>
-            <w:rPr>
-              <w:rFonts w:cs="Times New Roman"/>
-              <w:bCs/>
-              <w:color w:val="000000" w:themeColor="text1"/>
-              <w:szCs w:val="24"/>
-            </w:rPr>
-            <w:t xml:space="preserve"> 2025</w:t>
+            <w:t>Jan, 2026</w:t>
           </w:r>
         </w:p>
       </w:sdtContent>
     </w:sdt>
     <w:p>
       <w:pPr>
-        <w:pStyle w:val="Heading1"/>
+        <w:rPr>
+          <w:rFonts w:eastAsiaTheme="majorEastAsia" w:cstheme="majorBidi"/>
+          <w:b/>
+          <w:color w:val="000000" w:themeColor="text1"/>
+          <w:sz w:val="32"/>
+          <w:szCs w:val="29"/>
+        </w:rPr>
       </w:pPr>
     </w:p>
+    <w:p/>
     <w:sectPr>
       <w:pgSz w:w="11906" w:h="16838"/>
       <w:pgMar w:top="1440" w:right="1440" w:bottom="1440" w:left="2160" w:header="0" w:footer="720" w:gutter="0"/>
